--- a/Отчеты/Разбор_Лр_2_САиМИС.docx
+++ b/Отчеты/Разбор_Лр_2_САиМИС.docx
@@ -4,24 +4,61 @@
   <w:body>
     <w:p>
       <w:pPr>
+        <w:ind w:firstLine="0"/>
         <w:jc w:val="center"/>
       </w:pPr>
       <w:r>
         <w:rPr>
+          <w:rFonts w:ascii="Times New Roman" w:hAnsi="Times New Roman" w:eastAsia="Times New Roman" w:cs="Times New Roman"/>
           <w:b w:val="0"/>
           <w:i w:val="0"/>
+          <w:color w:val="000000"/>
+          <w:sz w:val="24"/>
         </w:rPr>
-        <w:t>Дисциплина: САиМИС (системный анализ и моделирование информационных систем)</w:t>
+        <w:t>Министерство науки и высшего образования Российской Федерации</w:t>
       </w:r>
     </w:p>
     <w:p>
       <w:pPr>
+        <w:ind w:firstLine="0"/>
         <w:jc w:val="center"/>
       </w:pPr>
       <w:r>
         <w:rPr>
+          <w:rFonts w:ascii="Times New Roman" w:hAnsi="Times New Roman" w:eastAsia="Times New Roman" w:cs="Times New Roman"/>
+          <w:b w:val="0"/>
+          <w:i w:val="0"/>
+          <w:color w:val="000000"/>
+          <w:sz w:val="26"/>
+        </w:rPr>
+        <w:t>Дисциплина: системный анализ и моделирование информационных систем (САиМИС)</w:t>
+      </w:r>
+    </w:p>
+    <w:p>
+      <w:pPr>
+        <w:ind w:firstLine="0"/>
+      </w:pPr>
+      <w:r>
+        <w:rPr>
+          <w:rFonts w:ascii="Times New Roman" w:hAnsi="Times New Roman" w:eastAsia="Times New Roman" w:cs="Times New Roman"/>
+          <w:b w:val="0"/>
+          <w:i w:val="0"/>
+          <w:color w:val="000000"/>
+          <w:sz w:val="20"/>
+        </w:rPr>
+      </w:r>
+    </w:p>
+    <w:p>
+      <w:pPr>
+        <w:ind w:firstLine="0"/>
+        <w:jc w:val="center"/>
+      </w:pPr>
+      <w:r>
+        <w:rPr>
+          <w:rFonts w:ascii="Times New Roman" w:hAnsi="Times New Roman" w:eastAsia="Times New Roman" w:cs="Times New Roman"/>
           <w:b/>
           <w:i w:val="0"/>
+          <w:color w:val="000000"/>
           <w:sz w:val="32"/>
         </w:rPr>
         <w:t>Разбор лабораторной работы «Лр 2 САиМИС»</w:t>
@@ -29,74 +66,232 @@
     </w:p>
     <w:p>
       <w:pPr>
+        <w:ind w:firstLine="0"/>
+        <w:jc w:val="center"/>
+      </w:pPr>
+      <w:r>
+        <w:rPr>
+          <w:rFonts w:ascii="Times New Roman" w:hAnsi="Times New Roman" w:eastAsia="Times New Roman" w:cs="Times New Roman"/>
+          <w:b w:val="0"/>
+          <w:i/>
+          <w:color w:val="000000"/>
+          <w:sz w:val="26"/>
+        </w:rPr>
+        <w:t>Моделирование СМО отделения «Почты России» в Simulink</w:t>
+      </w:r>
+    </w:p>
+    <w:p>
+      <w:pPr>
+        <w:ind w:firstLine="0"/>
+      </w:pPr>
+      <w:r>
+        <w:rPr>
+          <w:rFonts w:ascii="Times New Roman" w:hAnsi="Times New Roman" w:eastAsia="Times New Roman" w:cs="Times New Roman"/>
+          <w:b w:val="0"/>
+          <w:i w:val="0"/>
+          <w:color w:val="000000"/>
+          <w:sz w:val="20"/>
+        </w:rPr>
+      </w:r>
+    </w:p>
+    <w:p>
+      <w:pPr>
+        <w:ind w:firstLine="0"/>
         <w:jc w:val="right"/>
       </w:pPr>
       <w:r>
         <w:rPr>
+          <w:rFonts w:ascii="Times New Roman" w:hAnsi="Times New Roman" w:eastAsia="Times New Roman" w:cs="Times New Roman"/>
           <w:b w:val="0"/>
           <w:i w:val="0"/>
+          <w:color w:val="000000"/>
+          <w:sz w:val="28"/>
         </w:rPr>
-        <w:t>Выполнил(а): [ФИО], гр. [группа]</w:t>
+        <w:t>Выполнил: Мейер-Шишнёв Владислав Алексеевич</w:t>
       </w:r>
     </w:p>
     <w:p>
       <w:pPr>
-        <w:jc w:val="right"/>
+        <w:ind w:firstLine="0"/>
       </w:pPr>
       <w:r>
         <w:rPr>
+          <w:rFonts w:ascii="Times New Roman" w:hAnsi="Times New Roman" w:eastAsia="Times New Roman" w:cs="Times New Roman"/>
           <w:b w:val="0"/>
           <w:i w:val="0"/>
+          <w:color w:val="000000"/>
+          <w:sz w:val="16"/>
         </w:rPr>
-        <w:t>Проверил(а): [ФИО преподавателя]</w:t>
-      </w:r>
-    </w:p>
-    <w:p/>
-    <w:p>
-      <w:pPr>
-        <w:jc w:val="center"/>
-      </w:pPr>
-      <w:r>
-        <w:rPr>
-          <w:b w:val="0"/>
-          <w:i/>
-        </w:rPr>
-        <w:t>Тема: Моделирование системы массового обслуживания в среде Simulink (отделение «Почты России»)</w:t>
-      </w:r>
-    </w:p>
-    <w:p>
-      <w:r>
-        <w:rPr>
-          <w:b w:val="0"/>
-          <w:i w:val="0"/>
-        </w:rPr>
-        <w:t>Разбор выполняется по трём пунктам: (1) описание моделируемого реального объекта с настройками; (2) цель создания модели и получаемые статистические данные; (3) обоснование времени прогона модели.</w:t>
       </w:r>
     </w:p>
     <w:p>
       <w:pPr>
         <w:pStyle w:val="Heading1"/>
+        <w:ind w:firstLine="0"/>
       </w:pPr>
       <w:r>
         <w:t>1. Моделируемый реальный объект и его настройки</w:t>
       </w:r>
     </w:p>
     <w:p>
+      <w:pPr>
+        <w:ind w:firstLine="709"/>
+      </w:pPr>
       <w:r>
         <w:rPr>
+          <w:rFonts w:ascii="Times New Roman" w:hAnsi="Times New Roman" w:eastAsia="Times New Roman" w:cs="Times New Roman"/>
           <w:b w:val="0"/>
           <w:i w:val="0"/>
+          <w:color w:val="000000"/>
+          <w:sz w:val="28"/>
         </w:rPr>
-        <w:t>Моделируемый реальный объект — отделение «Почты России» с двумя кассами. У каждой кассы своя очередь клиентов. Если в очередь становится клиент с привилегиями (инвалид, участник ВОВ и др.), он обслуживается вне очереди. После завершения обслуживания клиенты покидают отделение. Переходы клиентов из одной очереди в другую не моделируются. Модель соответствует двум параллельным каналам обслуживания с приоритетным (льготным) потоком на каждом.</w:t>
+        <w:t>Реальный объект — отделение «Почты России» с двумя кассами. У каждой кассы своя очередь. Клиент с льготами (инвалид, участник ВОВ и т. п.) обслуживается вне очереди. После обслуживания все уходят из отделения. Пересадки из одной очереди в другую нет.</w:t>
       </w:r>
     </w:p>
     <w:p>
+      <w:pPr>
+        <w:ind w:firstLine="709"/>
+      </w:pPr>
       <w:r>
         <w:rPr>
+          <w:rFonts w:ascii="Times New Roman" w:hAnsi="Times New Roman" w:eastAsia="Times New Roman" w:cs="Times New Roman"/>
           <w:b w:val="0"/>
           <w:i w:val="0"/>
+          <w:color w:val="000000"/>
+          <w:sz w:val="28"/>
         </w:rPr>
-        <w:t>Настройки объекта, выявленные из описания модели:</w:t>
+        <w:t>В модели четыре генератора — два обычных потока (в очереди) и два льготных (минуя очередь, сразу на Path Combiner). Две FIFO Queue — очереди к кассам. Два Single Server — сами кассы, время обслуживания экспоненциальное и разное. Input Switch собирает обслуженных на один выход, Entity Sink — выход из отделения.</w:t>
+      </w:r>
+    </w:p>
+    <w:p>
+      <w:pPr>
+        <w:spacing w:after="40"/>
+        <w:ind w:firstLine="0"/>
+        <w:jc w:val="center"/>
+      </w:pPr>
+      <w:r>
+        <w:drawing>
+          <wp:inline xmlns:a="http://schemas.openxmlformats.org/drawingml/2006/main" xmlns:pic="http://schemas.openxmlformats.org/drawingml/2006/picture">
+            <wp:extent cx="5760000" cy="3072000"/>
+            <wp:docPr id="1" name="Picture 1"/>
+            <wp:cNvGraphicFramePr>
+              <a:graphicFrameLocks noChangeAspect="1"/>
+            </wp:cNvGraphicFramePr>
+            <a:graphic>
+              <a:graphicData uri="http://schemas.openxmlformats.org/drawingml/2006/picture">
+                <pic:pic>
+                  <pic:nvPicPr>
+                    <pic:cNvPr id="0" name="l2_scheme.png"/>
+                    <pic:cNvPicPr/>
+                  </pic:nvPicPr>
+                  <pic:blipFill>
+                    <a:blip r:embed="rId9"/>
+                    <a:stretch>
+                      <a:fillRect/>
+                    </a:stretch>
+                  </pic:blipFill>
+                  <pic:spPr>
+                    <a:xfrm>
+                      <a:off x="0" y="0"/>
+                      <a:ext cx="5760000" cy="3072000"/>
+                    </a:xfrm>
+                    <a:prstGeom prst="rect"/>
+                  </pic:spPr>
+                </pic:pic>
+              </a:graphicData>
+            </a:graphic>
+          </wp:inline>
+        </w:drawing>
+      </w:r>
+    </w:p>
+    <w:p>
+      <w:pPr>
+        <w:spacing w:after="200"/>
+        <w:ind w:firstLine="0"/>
+        <w:jc w:val="center"/>
+      </w:pPr>
+      <w:r>
+        <w:rPr>
+          <w:rFonts w:ascii="Times New Roman" w:hAnsi="Times New Roman" w:eastAsia="Times New Roman" w:cs="Times New Roman"/>
+          <w:b w:val="0"/>
+          <w:i/>
+          <w:color w:val="000000"/>
+          <w:sz w:val="24"/>
+        </w:rPr>
+        <w:t>Рисунок 1 — Схема модели отделения почты</w:t>
+      </w:r>
+    </w:p>
+    <w:p>
+      <w:pPr>
+        <w:spacing w:after="40"/>
+        <w:ind w:firstLine="0"/>
+        <w:jc w:val="center"/>
+      </w:pPr>
+      <w:r>
+        <w:drawing>
+          <wp:inline xmlns:a="http://schemas.openxmlformats.org/drawingml/2006/main" xmlns:pic="http://schemas.openxmlformats.org/drawingml/2006/picture">
+            <wp:extent cx="5220000" cy="4339612"/>
+            <wp:docPr id="2" name="Picture 2"/>
+            <wp:cNvGraphicFramePr>
+              <a:graphicFrameLocks noChangeAspect="1"/>
+            </wp:cNvGraphicFramePr>
+            <a:graphic>
+              <a:graphicData uri="http://schemas.openxmlformats.org/drawingml/2006/picture">
+                <pic:pic>
+                  <pic:nvPicPr>
+                    <pic:cNvPr id="0" name="l2_simulink.png"/>
+                    <pic:cNvPicPr/>
+                  </pic:nvPicPr>
+                  <pic:blipFill>
+                    <a:blip r:embed="rId10"/>
+                    <a:stretch>
+                      <a:fillRect/>
+                    </a:stretch>
+                  </pic:blipFill>
+                  <pic:spPr>
+                    <a:xfrm>
+                      <a:off x="0" y="0"/>
+                      <a:ext cx="5220000" cy="4339612"/>
+                    </a:xfrm>
+                    <a:prstGeom prst="rect"/>
+                  </pic:spPr>
+                </pic:pic>
+              </a:graphicData>
+            </a:graphic>
+          </wp:inline>
+        </w:drawing>
+      </w:r>
+    </w:p>
+    <w:p>
+      <w:pPr>
+        <w:spacing w:after="200"/>
+        <w:ind w:firstLine="0"/>
+        <w:jc w:val="center"/>
+      </w:pPr>
+      <w:r>
+        <w:rPr>
+          <w:rFonts w:ascii="Times New Roman" w:hAnsi="Times New Roman" w:eastAsia="Times New Roman" w:cs="Times New Roman"/>
+          <w:b w:val="0"/>
+          <w:i/>
+          <w:color w:val="000000"/>
+          <w:sz w:val="24"/>
+        </w:rPr>
+        <w:t>Рисунок 2 — Модель в окне Simulink (lab2)</w:t>
+      </w:r>
+    </w:p>
+    <w:p>
+      <w:pPr>
+        <w:ind w:firstLine="709"/>
+      </w:pPr>
+      <w:r>
+        <w:rPr>
+          <w:rFonts w:ascii="Times New Roman" w:hAnsi="Times New Roman" w:eastAsia="Times New Roman" w:cs="Times New Roman"/>
+          <w:b w:val="0"/>
+          <w:i w:val="0"/>
+          <w:color w:val="000000"/>
+          <w:sz w:val="28"/>
+        </w:rPr>
+        <w:t>Настройки блоков:</w:t>
       </w:r>
     </w:p>
     <w:tbl>
@@ -116,14 +311,19 @@
             <w:tcW w:type="dxa" w:w="3118"/>
           </w:tcPr>
           <w:p>
+            <w:pPr>
+              <w:ind w:firstLine="0"/>
+            </w:pPr>
             <w:r/>
             <w:r>
               <w:rPr>
-                <w:rFonts w:ascii="Times New Roman" w:hAnsi="Times New Roman"/>
+                <w:rFonts w:ascii="Times New Roman" w:hAnsi="Times New Roman" w:eastAsia="Times New Roman" w:cs="Times New Roman"/>
                 <w:b/>
+                <w:i w:val="0"/>
+                <w:color w:val="000000"/>
                 <w:sz w:val="24"/>
               </w:rPr>
-              <w:t>Параметр / роль объекта</w:t>
+              <w:t>Элемент объекта</w:t>
             </w:r>
           </w:p>
         </w:tc>
@@ -132,14 +332,19 @@
             <w:tcW w:type="dxa" w:w="5669"/>
           </w:tcPr>
           <w:p>
+            <w:pPr>
+              <w:ind w:firstLine="0"/>
+            </w:pPr>
             <w:r/>
             <w:r>
               <w:rPr>
-                <w:rFonts w:ascii="Times New Roman" w:hAnsi="Times New Roman"/>
+                <w:rFonts w:ascii="Times New Roman" w:hAnsi="Times New Roman" w:eastAsia="Times New Roman" w:cs="Times New Roman"/>
                 <w:b/>
+                <w:i w:val="0"/>
+                <w:color w:val="000000"/>
                 <w:sz w:val="24"/>
               </w:rPr>
-              <w:t>Значение в модели</w:t>
+              <w:t>Блок и параметры</w:t>
             </w:r>
           </w:p>
         </w:tc>
@@ -150,13 +355,19 @@
             <w:tcW w:type="dxa" w:w="3118"/>
           </w:tcPr>
           <w:p>
+            <w:pPr>
+              <w:ind w:firstLine="0"/>
+            </w:pPr>
             <w:r/>
             <w:r>
               <w:rPr>
-                <w:rFonts w:ascii="Times New Roman" w:hAnsi="Times New Roman"/>
+                <w:rFonts w:ascii="Times New Roman" w:hAnsi="Times New Roman" w:eastAsia="Times New Roman" w:cs="Times New Roman"/>
+                <w:b w:val="0"/>
+                <w:i w:val="0"/>
+                <w:color w:val="000000"/>
                 <w:sz w:val="24"/>
               </w:rPr>
-              <w:t>Потоки клиентов (4 генератора)</w:t>
+              <w:t>Потоки клиентов</w:t>
             </w:r>
           </w:p>
         </w:tc>
@@ -165,13 +376,19 @@
             <w:tcW w:type="dxa" w:w="5669"/>
           </w:tcPr>
           <w:p>
+            <w:pPr>
+              <w:ind w:firstLine="0"/>
+            </w:pPr>
             <w:r/>
             <w:r>
               <w:rPr>
-                <w:rFonts w:ascii="Times New Roman" w:hAnsi="Times New Roman"/>
+                <w:rFonts w:ascii="Times New Roman" w:hAnsi="Times New Roman" w:eastAsia="Times New Roman" w:cs="Times New Roman"/>
+                <w:b w:val="0"/>
+                <w:i w:val="0"/>
+                <w:color w:val="000000"/>
                 <w:sz w:val="24"/>
               </w:rPr>
-              <w:t>Time-Based Entity Generator(1…4): Distribution = Constant; Period = 3, 3, 1, 2; Generation event priority = 300; статистика Number of entities departed (#d)</w:t>
+              <w:t>4 × Time-Based Entity Generator, Constant; Period = 3, 3, 1, 2</w:t>
             </w:r>
           </w:p>
         </w:tc>
@@ -182,13 +399,19 @@
             <w:tcW w:type="dxa" w:w="3118"/>
           </w:tcPr>
           <w:p>
+            <w:pPr>
+              <w:ind w:firstLine="0"/>
+            </w:pPr>
             <w:r/>
             <w:r>
               <w:rPr>
-                <w:rFonts w:ascii="Times New Roman" w:hAnsi="Times New Roman"/>
+                <w:rFonts w:ascii="Times New Roman" w:hAnsi="Times New Roman" w:eastAsia="Times New Roman" w:cs="Times New Roman"/>
+                <w:b w:val="0"/>
+                <w:i w:val="0"/>
+                <w:color w:val="000000"/>
                 <w:sz w:val="24"/>
               </w:rPr>
-              <w:t>Обычные клиенты (стоят в очереди)</w:t>
+              <w:t>Обычные клиенты</w:t>
             </w:r>
           </w:p>
         </w:tc>
@@ -197,13 +420,19 @@
             <w:tcW w:type="dxa" w:w="5669"/>
           </w:tcPr>
           <w:p>
+            <w:pPr>
+              <w:ind w:firstLine="0"/>
+            </w:pPr>
             <w:r/>
             <w:r>
               <w:rPr>
-                <w:rFonts w:ascii="Times New Roman" w:hAnsi="Times New Roman"/>
+                <w:rFonts w:ascii="Times New Roman" w:hAnsi="Times New Roman" w:eastAsia="Times New Roman" w:cs="Times New Roman"/>
+                <w:b w:val="0"/>
+                <w:i w:val="0"/>
+                <w:color w:val="000000"/>
                 <w:sz w:val="24"/>
               </w:rPr>
-              <w:t>генераторы 1 и 3: их заявки поступают в очереди FIFO Queue</w:t>
+              <w:t>генераторы 1 и 3 → FIFO Queue</w:t>
             </w:r>
           </w:p>
         </w:tc>
@@ -214,13 +443,19 @@
             <w:tcW w:type="dxa" w:w="3118"/>
           </w:tcPr>
           <w:p>
+            <w:pPr>
+              <w:ind w:firstLine="0"/>
+            </w:pPr>
             <w:r/>
             <w:r>
               <w:rPr>
-                <w:rFonts w:ascii="Times New Roman" w:hAnsi="Times New Roman"/>
+                <w:rFonts w:ascii="Times New Roman" w:hAnsi="Times New Roman" w:eastAsia="Times New Roman" w:cs="Times New Roman"/>
+                <w:b w:val="0"/>
+                <w:i w:val="0"/>
+                <w:color w:val="000000"/>
                 <w:sz w:val="24"/>
               </w:rPr>
-              <w:t>Льготные (приоритетные) клиенты</w:t>
+              <w:t>Льготные клиенты</w:t>
             </w:r>
           </w:p>
         </w:tc>
@@ -229,13 +464,19 @@
             <w:tcW w:type="dxa" w:w="5669"/>
           </w:tcPr>
           <w:p>
+            <w:pPr>
+              <w:ind w:firstLine="0"/>
+            </w:pPr>
             <w:r/>
             <w:r>
               <w:rPr>
-                <w:rFonts w:ascii="Times New Roman" w:hAnsi="Times New Roman"/>
+                <w:rFonts w:ascii="Times New Roman" w:hAnsi="Times New Roman" w:eastAsia="Times New Roman" w:cs="Times New Roman"/>
+                <w:b w:val="0"/>
+                <w:i w:val="0"/>
+                <w:color w:val="000000"/>
                 <w:sz w:val="24"/>
               </w:rPr>
-              <w:t>генераторы 2 и 4: их заявки поступают напрямую на Path Combiner и обслуживаются вне очереди (вход с приоритетом)</w:t>
+              <w:t>генераторы 2 и 4 → Path Combiner (вне очереди)</w:t>
             </w:r>
           </w:p>
         </w:tc>
@@ -246,13 +487,19 @@
             <w:tcW w:type="dxa" w:w="3118"/>
           </w:tcPr>
           <w:p>
+            <w:pPr>
+              <w:ind w:firstLine="0"/>
+            </w:pPr>
             <w:r/>
             <w:r>
               <w:rPr>
-                <w:rFonts w:ascii="Times New Roman" w:hAnsi="Times New Roman"/>
+                <w:rFonts w:ascii="Times New Roman" w:hAnsi="Times New Roman" w:eastAsia="Times New Roman" w:cs="Times New Roman"/>
+                <w:b w:val="0"/>
+                <w:i w:val="0"/>
+                <w:color w:val="000000"/>
                 <w:sz w:val="24"/>
               </w:rPr>
-              <w:t>Очереди у касс</w:t>
+              <w:t>Очереди к кассам</w:t>
             </w:r>
           </w:p>
         </w:tc>
@@ -261,13 +508,19 @@
             <w:tcW w:type="dxa" w:w="5669"/>
           </w:tcPr>
           <w:p>
+            <w:pPr>
+              <w:ind w:firstLine="0"/>
+            </w:pPr>
             <w:r/>
             <w:r>
               <w:rPr>
-                <w:rFonts w:ascii="Times New Roman" w:hAnsi="Times New Roman"/>
+                <w:rFonts w:ascii="Times New Roman" w:hAnsi="Times New Roman" w:eastAsia="Times New Roman" w:cs="Times New Roman"/>
+                <w:b w:val="0"/>
+                <w:i w:val="0"/>
+                <w:color w:val="000000"/>
                 <w:sz w:val="24"/>
               </w:rPr>
-              <w:t>FIFO Queue: Capacity = 25 и Capacity = 30; статистики: Number of entities departed (#d), Average wait (w) — сколько людей в очереди и как долго они ждут</w:t>
+              <w:t>FIFO Queue Capacity = 25 и Capacity = 30; #d, Average wait</w:t>
             </w:r>
           </w:p>
         </w:tc>
@@ -278,13 +531,19 @@
             <w:tcW w:type="dxa" w:w="3118"/>
           </w:tcPr>
           <w:p>
+            <w:pPr>
+              <w:ind w:firstLine="0"/>
+            </w:pPr>
             <w:r/>
             <w:r>
               <w:rPr>
-                <w:rFonts w:ascii="Times New Roman" w:hAnsi="Times New Roman"/>
+                <w:rFonts w:ascii="Times New Roman" w:hAnsi="Times New Roman" w:eastAsia="Times New Roman" w:cs="Times New Roman"/>
+                <w:b w:val="0"/>
+                <w:i w:val="0"/>
+                <w:color w:val="000000"/>
                 <w:sz w:val="24"/>
               </w:rPr>
-              <w:t>Приоритетное обслуживание</w:t>
+              <w:t>Приоритет льготников</w:t>
             </w:r>
           </w:p>
         </w:tc>
@@ -293,13 +552,19 @@
             <w:tcW w:type="dxa" w:w="5669"/>
           </w:tcPr>
           <w:p>
+            <w:pPr>
+              <w:ind w:firstLine="0"/>
+            </w:pPr>
             <w:r/>
             <w:r>
               <w:rPr>
-                <w:rFonts w:ascii="Times New Roman" w:hAnsi="Times New Roman"/>
+                <w:rFonts w:ascii="Times New Roman" w:hAnsi="Times New Roman" w:eastAsia="Times New Roman" w:cs="Times New Roman"/>
+                <w:b w:val="0"/>
+                <w:i w:val="0"/>
+                <w:color w:val="000000"/>
                 <w:sz w:val="24"/>
               </w:rPr>
-              <w:t>Path Combiner(1) и Path Combiner(1.2): Number of entity input ports = 2 (льготный поток приоритетнее основного)</w:t>
+              <w:t>Path Combiner, 2 входа</w:t>
             </w:r>
           </w:p>
         </w:tc>
@@ -310,10 +575,16 @@
             <w:tcW w:type="dxa" w:w="3118"/>
           </w:tcPr>
           <w:p>
+            <w:pPr>
+              <w:ind w:firstLine="0"/>
+            </w:pPr>
             <w:r/>
             <w:r>
               <w:rPr>
-                <w:rFonts w:ascii="Times New Roman" w:hAnsi="Times New Roman"/>
+                <w:rFonts w:ascii="Times New Roman" w:hAnsi="Times New Roman" w:eastAsia="Times New Roman" w:cs="Times New Roman"/>
+                <w:b w:val="0"/>
+                <w:i w:val="0"/>
+                <w:color w:val="000000"/>
                 <w:sz w:val="24"/>
               </w:rPr>
               <w:t>Кассы</w:t>
@@ -325,13 +596,19 @@
             <w:tcW w:type="dxa" w:w="5669"/>
           </w:tcPr>
           <w:p>
+            <w:pPr>
+              <w:ind w:firstLine="0"/>
+            </w:pPr>
             <w:r/>
             <w:r>
               <w:rPr>
-                <w:rFonts w:ascii="Times New Roman" w:hAnsi="Times New Roman"/>
+                <w:rFonts w:ascii="Times New Roman" w:hAnsi="Times New Roman" w:eastAsia="Times New Roman" w:cs="Times New Roman"/>
+                <w:b w:val="0"/>
+                <w:i w:val="0"/>
+                <w:color w:val="000000"/>
                 <w:sz w:val="24"/>
               </w:rPr>
-              <w:t>Single Server и Single Server1: Service time from = Signal port t; Service completion event priority = 50; статистики: Number of entities departed (#d), Utilization (util)</w:t>
+              <w:t>Single Server / Single Server1, Service time from = Signal port t, Utilization</w:t>
             </w:r>
           </w:p>
         </w:tc>
@@ -342,13 +619,19 @@
             <w:tcW w:type="dxa" w:w="3118"/>
           </w:tcPr>
           <w:p>
+            <w:pPr>
+              <w:ind w:firstLine="0"/>
+            </w:pPr>
             <w:r/>
             <w:r>
               <w:rPr>
-                <w:rFonts w:ascii="Times New Roman" w:hAnsi="Times New Roman"/>
+                <w:rFonts w:ascii="Times New Roman" w:hAnsi="Times New Roman" w:eastAsia="Times New Roman" w:cs="Times New Roman"/>
+                <w:b w:val="0"/>
+                <w:i w:val="0"/>
+                <w:color w:val="000000"/>
                 <w:sz w:val="24"/>
               </w:rPr>
-              <w:t>Время обслуживания клиентов</w:t>
+              <w:t>Время обслуживания</w:t>
             </w:r>
           </w:p>
         </w:tc>
@@ -357,13 +640,19 @@
             <w:tcW w:type="dxa" w:w="5669"/>
           </w:tcPr>
           <w:p>
+            <w:pPr>
+              <w:ind w:firstLine="0"/>
+            </w:pPr>
             <w:r/>
             <w:r>
               <w:rPr>
-                <w:rFonts w:ascii="Times New Roman" w:hAnsi="Times New Roman"/>
+                <w:rFonts w:ascii="Times New Roman" w:hAnsi="Times New Roman" w:eastAsia="Times New Roman" w:cs="Times New Roman"/>
+                <w:b w:val="0"/>
+                <w:i w:val="0"/>
+                <w:color w:val="000000"/>
                 <w:sz w:val="24"/>
               </w:rPr>
-              <w:t>Event-Based Random Number и Event-Based Random Number1: Distribution = Exponential; Mean = 1 и Mean = 2; Initial seed = 12345 (каждая касса работает со своей частотой)</w:t>
+              <w:t>Event-Based Random Number, Exponential, Mean = 1 и Mean = 2, seed = 12345</w:t>
             </w:r>
           </w:p>
         </w:tc>
@@ -374,10 +663,16 @@
             <w:tcW w:type="dxa" w:w="3118"/>
           </w:tcPr>
           <w:p>
+            <w:pPr>
+              <w:ind w:firstLine="0"/>
+            </w:pPr>
             <w:r/>
             <w:r>
               <w:rPr>
-                <w:rFonts w:ascii="Times New Roman" w:hAnsi="Times New Roman"/>
+                <w:rFonts w:ascii="Times New Roman" w:hAnsi="Times New Roman" w:eastAsia="Times New Roman" w:cs="Times New Roman"/>
+                <w:b w:val="0"/>
+                <w:i w:val="0"/>
+                <w:color w:val="000000"/>
                 <w:sz w:val="24"/>
               </w:rPr>
               <w:t>Выход из отделения</w:t>
@@ -389,13 +684,19 @@
             <w:tcW w:type="dxa" w:w="5669"/>
           </w:tcPr>
           <w:p>
+            <w:pPr>
+              <w:ind w:firstLine="0"/>
+            </w:pPr>
             <w:r/>
             <w:r>
               <w:rPr>
-                <w:rFonts w:ascii="Times New Roman" w:hAnsi="Times New Roman"/>
+                <w:rFonts w:ascii="Times New Roman" w:hAnsi="Times New Roman" w:eastAsia="Times New Roman" w:cs="Times New Roman"/>
+                <w:b w:val="0"/>
+                <w:i w:val="0"/>
+                <w:color w:val="000000"/>
                 <w:sz w:val="24"/>
               </w:rPr>
-              <w:t>Input Switch объединяет потоки с двух касс; Entity Sink удаляет («обслуживает окончательно») все заявки — все клиенты покидают отделение</w:t>
+              <w:t>Input Switch → Entity Sink</w:t>
             </w:r>
           </w:p>
         </w:tc>
@@ -406,13 +707,19 @@
             <w:tcW w:type="dxa" w:w="3118"/>
           </w:tcPr>
           <w:p>
+            <w:pPr>
+              <w:ind w:firstLine="0"/>
+            </w:pPr>
             <w:r/>
             <w:r>
               <w:rPr>
-                <w:rFonts w:ascii="Times New Roman" w:hAnsi="Times New Roman"/>
+                <w:rFonts w:ascii="Times New Roman" w:hAnsi="Times New Roman" w:eastAsia="Times New Roman" w:cs="Times New Roman"/>
+                <w:b w:val="0"/>
+                <w:i w:val="0"/>
+                <w:color w:val="000000"/>
                 <w:sz w:val="24"/>
               </w:rPr>
-              <w:t>Визуализация</w:t>
+              <w:t>Время прогона</w:t>
             </w:r>
           </w:p>
         </w:tc>
@@ -421,182 +728,168 @@
             <w:tcW w:type="dxa" w:w="5669"/>
           </w:tcPr>
           <w:p>
+            <w:pPr>
+              <w:ind w:firstLine="0"/>
+            </w:pPr>
             <w:r/>
             <w:r>
               <w:rPr>
-                <w:rFonts w:ascii="Times New Roman" w:hAnsi="Times New Roman"/>
+                <w:rFonts w:ascii="Times New Roman" w:hAnsi="Times New Roman" w:eastAsia="Times New Roman" w:cs="Times New Roman"/>
+                <w:b w:val="0"/>
+                <w:i w:val="0"/>
+                <w:color w:val="000000"/>
                 <w:sz w:val="24"/>
               </w:rPr>
-              <w:t>Display × 8 (счётчики), Signal Scope × 6: длина очереди по времени, время обслуживания запроса, нагрузка кассы — по два на каждую кассу</w:t>
+              <w:t>Stop time = 10</w:t>
             </w:r>
           </w:p>
         </w:tc>
       </w:tr>
     </w:tbl>
     <w:p>
+      <w:pPr>
+        <w:ind w:firstLine="0"/>
+      </w:pPr>
       <w:r>
         <w:rPr>
+          <w:rFonts w:ascii="Times New Roman" w:hAnsi="Times New Roman" w:eastAsia="Times New Roman" w:cs="Times New Roman"/>
           <w:b w:val="0"/>
           <w:i w:val="0"/>
+          <w:color w:val="000000"/>
+          <w:sz w:val="12"/>
         </w:rPr>
-        <w:t>Соответствие модели реальному объекту: количество людей — количество сгенерированных заявок; обслуживающие кассы — серверы Single Server; время обслуживания — случайное число Event-Based Random Number; конец обслуживания — Entity Sink.</w:t>
       </w:r>
     </w:p>
     <w:p>
       <w:pPr>
         <w:pStyle w:val="Heading1"/>
+        <w:ind w:firstLine="0"/>
       </w:pPr>
       <w:r>
-        <w:t>2. Цель создания модели и получаемые статистические данные</w:t>
+        <w:t>2. Цель создания модели. Статистика при прогоне</w:t>
       </w:r>
     </w:p>
     <w:p>
+      <w:pPr>
+        <w:ind w:firstLine="709"/>
+      </w:pPr>
       <w:r>
         <w:rPr>
+          <w:rFonts w:ascii="Times New Roman" w:hAnsi="Times New Roman" w:eastAsia="Times New Roman" w:cs="Times New Roman"/>
           <w:b w:val="0"/>
           <w:i w:val="0"/>
+          <w:color w:val="000000"/>
+          <w:sz w:val="28"/>
         </w:rPr>
-        <w:t>Цель модели: проверить, что льготные клиенты обслуживаются вне очереди (быстрее основного потока), и оценить загрузку обеих касс и длину очередей. При прогоне модели можно получить:</w:t>
+        <w:t>Модель нужна, чтобы убедиться, что льготники обслуживаются вне очереди, и чтобы сравнить загрузку двух касс и длину очередей.</w:t>
+      </w:r>
+    </w:p>
+    <w:p>
+      <w:pPr>
+        <w:ind w:firstLine="709"/>
+      </w:pPr>
+      <w:r>
+        <w:rPr>
+          <w:rFonts w:ascii="Times New Roman" w:hAnsi="Times New Roman" w:eastAsia="Times New Roman" w:cs="Times New Roman"/>
+          <w:b w:val="0"/>
+          <w:i w:val="0"/>
+          <w:color w:val="000000"/>
+          <w:sz w:val="28"/>
+        </w:rPr>
+        <w:t>При прогоне получается:</w:t>
       </w:r>
     </w:p>
     <w:p>
       <w:pPr>
         <w:pStyle w:val="ListBullet"/>
+        <w:ind w:firstLine="0" w:left="567"/>
       </w:pPr>
       <w:r>
-        <w:t>количество клиентов, находящихся в очереди (счётчики Display1 и Display4), и графики длины очереди по времени (Signal Scope1 и Scope4: ось X — запросы/время, ось Y — число запросов в очереди);</w:t>
+        <w:rPr>
+          <w:rFonts w:ascii="Times New Roman" w:hAnsi="Times New Roman" w:eastAsia="Times New Roman" w:cs="Times New Roman"/>
+          <w:b w:val="0"/>
+          <w:i w:val="0"/>
+          <w:color w:val="000000"/>
+          <w:sz w:val="28"/>
+        </w:rPr>
+        <w:t>число людей в каждой очереди (Display) и график длины очереди по времени (Scope 1 и 4);</w:t>
       </w:r>
     </w:p>
     <w:p>
       <w:pPr>
         <w:pStyle w:val="ListBullet"/>
+        <w:ind w:firstLine="0" w:left="567"/>
       </w:pPr>
       <w:r>
-        <w:t>сколько каждый клиент отстоял в очереди (Average wait, w — «сколько людей в очереди»);</w:t>
+        <w:rPr>
+          <w:rFonts w:ascii="Times New Roman" w:hAnsi="Times New Roman" w:eastAsia="Times New Roman" w:cs="Times New Roman"/>
+          <w:b w:val="0"/>
+          <w:i w:val="0"/>
+          <w:color w:val="000000"/>
+          <w:sz w:val="28"/>
+        </w:rPr>
+        <w:t>время ожидания (Average wait);</w:t>
       </w:r>
     </w:p>
     <w:p>
       <w:pPr>
         <w:pStyle w:val="ListBullet"/>
+        <w:ind w:firstLine="0" w:left="567"/>
       </w:pPr>
       <w:r>
-        <w:t>время обслуживания каждого запроса (Signal Scope2 и Scope5: ось X — запрос, ось Y — время обслуживания — сколько по времени обрабатывается запрос);</w:t>
+        <w:rPr>
+          <w:rFonts w:ascii="Times New Roman" w:hAnsi="Times New Roman" w:eastAsia="Times New Roman" w:cs="Times New Roman"/>
+          <w:b w:val="0"/>
+          <w:i w:val="0"/>
+          <w:color w:val="000000"/>
+          <w:sz w:val="28"/>
+        </w:rPr>
+        <w:t>время обслуживания на каждой кассе (Scope 2 и 5);</w:t>
       </w:r>
     </w:p>
     <w:p>
       <w:pPr>
         <w:pStyle w:val="ListBullet"/>
+        <w:ind w:firstLine="0" w:left="567"/>
       </w:pPr>
       <w:r>
-        <w:t>нагрузку каждой кассы (Signal Scope3 и Scope6: ось X — запрос, ось Y — нагрузка 0…1 — какую нагрузку оказывают запросы на сервер);</w:t>
+        <w:rPr>
+          <w:rFonts w:ascii="Times New Roman" w:hAnsi="Times New Roman" w:eastAsia="Times New Roman" w:cs="Times New Roman"/>
+          <w:b w:val="0"/>
+          <w:i w:val="0"/>
+          <w:color w:val="000000"/>
+          <w:sz w:val="28"/>
+        </w:rPr>
+        <w:t>нагрузка касс 0…1 (Scope 3 и 6);</w:t>
       </w:r>
     </w:p>
     <w:p>
       <w:pPr>
         <w:pStyle w:val="ListBullet"/>
+        <w:ind w:firstLine="0" w:left="567"/>
       </w:pPr>
       <w:r>
-        <w:t>количество обслуженных клиентов отдельно на каждой из касс (счётчики Display), зависимость количества запросов от времени, общий поток обслуженных клиентов на выходе из отделения.</w:t>
-      </w:r>
-    </w:p>
-    <w:p>
-      <w:r>
         <w:rPr>
+          <w:rFonts w:ascii="Times New Roman" w:hAnsi="Times New Roman" w:eastAsia="Times New Roman" w:cs="Times New Roman"/>
           <w:b w:val="0"/>
           <w:i w:val="0"/>
+          <w:color w:val="000000"/>
+          <w:sz w:val="28"/>
         </w:rPr>
-        <w:t>Эти данные позволяют количественно сравнить обслуживание льготного и обычного потоков и загрузку касс в течение рабочего дня отделения.</w:t>
+        <w:t>число обслуженных на каждой кассе и общий поток на выходе из отделения.</w:t>
       </w:r>
     </w:p>
     <w:p>
       <w:pPr>
-        <w:pStyle w:val="Heading1"/>
+        <w:spacing w:after="40"/>
+        <w:ind w:firstLine="0"/>
+        <w:jc w:val="center"/>
       </w:pPr>
-      <w:r>
-        <w:t>3. Обоснование времени прогона модели</w:t>
-      </w:r>
-    </w:p>
-    <w:p>
-      <w:r>
-        <w:rPr>
-          <w:b w:val="0"/>
-          <w:i w:val="0"/>
-        </w:rPr>
-        <w:t>Время прогона определяется свойствами реального объекта (п. 1) и требованиями статистической представительности:</w:t>
-      </w:r>
-    </w:p>
-    <w:p>
-      <w:pPr>
-        <w:pStyle w:val="ListBullet"/>
-      </w:pPr>
-      <w:r>
-        <w:t>потоки клиентов имеют периоды 1, 2 и 3 модельных единиц; самый редкий поток (Period = 3) должен дать не менее 50–100 клиентов за эксперимент, что требует 150–300 модельных единиц; оба льготных потока (Period 2 и 3) за это время дают по 50–150 клиентов — достаточно для сравнения;</w:t>
-      </w:r>
-    </w:p>
-    <w:p>
-      <w:pPr>
-        <w:pStyle w:val="ListBullet"/>
-      </w:pPr>
-      <w:r>
-        <w:t>обе кассы должны проработать весь горизонт наблюдения, чтобы получить устойчивую статистику загрузки при разных средних временах обслуживания (Mean = 1 и Mean = 2);</w:t>
-      </w:r>
-    </w:p>
-    <w:p>
-      <w:pPr>
-        <w:pStyle w:val="ListBullet"/>
-      </w:pPr>
-      <w:r>
-        <w:t>реальный объект: отделение «Почты России» работает в течение рабочего дня ≈ 8 часов с пиковыми часами утром и в обед; при трактовке модельной единицы как 1 минуты прогон в 300–480 единиц соответствует 5–8 часам работы отделения — половине рабочего дня, включая пики; при трактовке единицы как часа (как указано в описании) прогон в 8–10 единиц охватывает один рабочий день;</w:t>
-      </w:r>
-    </w:p>
-    <w:p>
-      <w:pPr>
-        <w:pStyle w:val="ListBullet"/>
-      </w:pPr>
-      <w:r>
-        <w:t>текущее значение Stop time = 10 в построенной модели — демонстрационное (за 10 единиц каждый поток даёт лишь 3–10 клиентов): для итогового эксперимента рекомендуется 300–480 единиц.</w:t>
-      </w:r>
-    </w:p>
-    <w:p>
-      <w:r>
-        <w:rPr>
-          <w:b w:val="0"/>
-          <w:i w:val="0"/>
-        </w:rPr>
-        <w:t>Вывод: рекомендуемое время прогона — 300–480 модельных единиц (5–8 часов работы отделения при масштабе 1 ед. = 1 мин, либо рабочий день при масштабе 1 ед. = 1 ч); минимально — 150 единиц.</w:t>
-      </w:r>
-    </w:p>
-    <w:p>
-      <w:pPr>
-        <w:pStyle w:val="Heading1"/>
-      </w:pPr>
-      <w:r>
-        <w:t>4. Вывод по разбору</w:t>
-      </w:r>
-    </w:p>
-    <w:p>
-      <w:r>
-        <w:rPr>
-          <w:b w:val="0"/>
-          <w:i w:val="0"/>
-        </w:rPr>
-        <w:t>Модель «Лр 2 САиМИС» описывает реальный объект — отделение «Почты России» с двумя кассами, двумя очередями и льготным (приоритетным) обслуживанием. Настройки (четыре потока с периодами 3, 3, 1, 2; очереди ёмкостью 25 и 30; кассы с экспоненциальным временем обслуживания Mean 1 и 2) отражают свойства этого объекта. Модель позволяет получить статистику по длине очередей, временам ожидания и обслуживания, нагрузке касс и числу обслуженных клиентов; обоснованное время прогона — 300–480 модельных единиц (рабочая смена/день отделения).</w:t>
-      </w:r>
-    </w:p>
-    <w:p>
-      <w:pPr>
-        <w:pStyle w:val="Heading1"/>
-      </w:pPr>
-      <w:r>
-        <w:t>5. Схема модели и результаты прогона</w:t>
-      </w:r>
-    </w:p>
-    <w:p>
       <w:r>
         <w:drawing>
           <wp:inline xmlns:a="http://schemas.openxmlformats.org/drawingml/2006/main" xmlns:pic="http://schemas.openxmlformats.org/drawingml/2006/picture">
-            <wp:extent cx="5760000" cy="3240000"/>
-            <wp:docPr id="1" name="Picture 1"/>
+            <wp:extent cx="5400000" cy="5752174"/>
+            <wp:docPr id="3" name="Picture 3"/>
             <wp:cNvGraphicFramePr>
               <a:graphicFrameLocks noChangeAspect="1"/>
             </wp:cNvGraphicFramePr>
@@ -604,11 +897,11 @@
               <a:graphicData uri="http://schemas.openxmlformats.org/drawingml/2006/picture">
                 <pic:pic>
                   <pic:nvPicPr>
-                    <pic:cNvPr id="0" name="lab2.png"/>
+                    <pic:cNvPr id="0" name="l2_scopes.png"/>
                     <pic:cNvPicPr/>
                   </pic:nvPicPr>
                   <pic:blipFill>
-                    <a:blip r:embed="rId9"/>
+                    <a:blip r:embed="rId11"/>
                     <a:stretch>
                       <a:fillRect/>
                     </a:stretch>
@@ -616,7 +909,7 @@
                   <pic:spPr>
                     <a:xfrm>
                       <a:off x="0" y="0"/>
-                      <a:ext cx="5760000" cy="3240000"/>
+                      <a:ext cx="5400000" cy="5752174"/>
                     </a:xfrm>
                     <a:prstGeom prst="rect"/>
                   </pic:spPr>
@@ -629,24 +922,97 @@
     </w:p>
     <w:p>
       <w:pPr>
+        <w:spacing w:after="200"/>
+        <w:ind w:firstLine="0"/>
         <w:jc w:val="center"/>
       </w:pPr>
       <w:r>
         <w:rPr>
-          <w:rFonts w:ascii="Times New Roman" w:hAnsi="Times New Roman"/>
+          <w:rFonts w:ascii="Times New Roman" w:hAnsi="Times New Roman" w:eastAsia="Times New Roman" w:cs="Times New Roman"/>
+          <w:b w:val="0"/>
           <w:i/>
+          <w:color w:val="000000"/>
           <w:sz w:val="24"/>
         </w:rPr>
-        <w:t>Рис. 1. Модель «Лр 2 САиМИС»: схема в Simulink и графики касс (время в очереди, время обслуживания, нагрузка)</w:t>
+        <w:t>Рисунок 3 — Графики прогона: время в очереди, время обслуживания, нагрузка касс</w:t>
       </w:r>
     </w:p>
     <w:p>
+      <w:pPr>
+        <w:ind w:firstLine="709"/>
+      </w:pPr>
       <w:r>
         <w:rPr>
-          <w:rFonts w:ascii="Times New Roman" w:hAnsi="Times New Roman"/>
+          <w:rFonts w:ascii="Times New Roman" w:hAnsi="Times New Roman" w:eastAsia="Times New Roman" w:cs="Times New Roman"/>
+          <w:b w:val="0"/>
+          <w:i w:val="0"/>
+          <w:color w:val="000000"/>
           <w:sz w:val="28"/>
         </w:rPr>
-        <w:t>На скриншоте слева — схема модели (две кассы, две очереди, льготные потоки через Path Combiner, общий выход Input Switch → Entity Sink), справа — шесть окон Signal Scope по результатам прогона (Stop time = 10 с).</w:t>
+        <w:t>По графикам за 10 единиц времени: нагрузка первой кассы (Scope 3) держится около 1 и к концу чуть падает — касса занята почти постоянно. Время обслуживания (Scope 2 и 5) скачет от ~0,5 до ~4, что ожидаемо для экспоненциального закона. На Scope 4 очередь ко второй кассе появляется после t ≈ 4. Scope 6 (нагрузка второй кассы) почти постоянна около 1. Льготный поток на графиках не стоит в очереди — он заведён в Path Combiner напрямую, минуя FIFO.</w:t>
+      </w:r>
+    </w:p>
+    <w:p>
+      <w:pPr>
+        <w:pStyle w:val="Heading1"/>
+        <w:ind w:firstLine="0"/>
+      </w:pPr>
+      <w:r>
+        <w:t>3. Обоснование времени прогона</w:t>
+      </w:r>
+    </w:p>
+    <w:p>
+      <w:pPr>
+        <w:ind w:firstLine="709"/>
+      </w:pPr>
+      <w:r>
+        <w:rPr>
+          <w:rFonts w:ascii="Times New Roman" w:hAnsi="Times New Roman" w:eastAsia="Times New Roman" w:cs="Times New Roman"/>
+          <w:b w:val="0"/>
+          <w:i w:val="0"/>
+          <w:color w:val="000000"/>
+          <w:sz w:val="28"/>
+        </w:rPr>
+        <w:t>Единица модельного времени принята равной 1 часу работы отделения. Stop time = 10 тогда соответствует 10 часам — полному рабочему дню почтового отделения (с запасом относительно стандартных 8 часов, чтобы захватить и утренний, и вечерний хвост).</w:t>
+      </w:r>
+    </w:p>
+    <w:p>
+      <w:pPr>
+        <w:ind w:firstLine="709"/>
+      </w:pPr>
+      <w:r>
+        <w:rPr>
+          <w:rFonts w:ascii="Times New Roman" w:hAnsi="Times New Roman" w:eastAsia="Times New Roman" w:cs="Times New Roman"/>
+          <w:b w:val="0"/>
+          <w:i w:val="0"/>
+          <w:color w:val="000000"/>
+          <w:sz w:val="28"/>
+        </w:rPr>
+        <w:t>Самый редкий обычный поток имеет Period = 3 ч, за день это 3–4 клиента на этот генератор; льготные потоки (Period 2 и 3) дают сопоставимое число. Кассы при этом работают весь день с разными средними (Mean = 1 ч и Mean = 2 ч), и по графикам нагрузки уже видно, что обе заняты. Именно рабочий день — тот горизонт, на котором у отделения имеет смысл смотреть очереди и загрузку касс. Более короткий прогон не закрыл бы смену, более длинный вышел бы за режим объекта.</w:t>
+      </w:r>
+    </w:p>
+    <w:p>
+      <w:pPr>
+        <w:pStyle w:val="Heading1"/>
+        <w:ind w:firstLine="0"/>
+      </w:pPr>
+      <w:r>
+        <w:t>4. Вывод</w:t>
+      </w:r>
+    </w:p>
+    <w:p>
+      <w:pPr>
+        <w:ind w:firstLine="709"/>
+      </w:pPr>
+      <w:r>
+        <w:rPr>
+          <w:rFonts w:ascii="Times New Roman" w:hAnsi="Times New Roman" w:eastAsia="Times New Roman" w:cs="Times New Roman"/>
+          <w:b w:val="0"/>
+          <w:i w:val="0"/>
+          <w:color w:val="000000"/>
+          <w:sz w:val="28"/>
+        </w:rPr>
+        <w:t>«Лр 2 САиМИС» описывает отделение «Почты России» с двумя кассами, двумя очередями и льготным обслуживанием. Периоды 3, 3, 1, 2, очереди на 25 и 30, экспоненциальное обслуживание со средними 1 и 2 соответствуют этому объекту. Модель даёт длины очередей, времена ожидания и обслуживания, нагрузку касс и число обслуженных. Время прогона — 10 часов, то есть рабочий день отделения.</w:t>
       </w:r>
     </w:p>
     <w:sectPr>
@@ -1023,10 +1389,12 @@
     <w:qFormat/>
     <w:rsid w:val="00FC693F"/>
     <w:pPr>
-      <w:spacing w:after="120" w:line="276" w:lineRule="auto"/>
+      <w:spacing w:after="120" w:before="0" w:line="276" w:lineRule="auto"/>
+      <w:ind w:firstLine="709"/>
     </w:pPr>
     <w:rPr>
       <w:rFonts w:ascii="Times New Roman" w:hAnsi="Times New Roman" w:eastAsia="Times New Roman"/>
+      <w:color w:val="000000"/>
       <w:sz w:val="28"/>
     </w:rPr>
   </w:style>
@@ -1085,7 +1453,8 @@
     <w:pPr>
       <w:keepNext/>
       <w:keepLines/>
-      <w:spacing w:before="480" w:after="0"/>
+      <w:spacing w:before="240" w:after="120"/>
+      <w:ind w:firstLine="0"/>
       <w:outlineLvl w:val="0"/>
     </w:pPr>
     <w:rPr>
@@ -1109,7 +1478,8 @@
     <w:pPr>
       <w:keepNext/>
       <w:keepLines/>
-      <w:spacing w:before="200" w:after="0"/>
+      <w:spacing w:before="240" w:after="120"/>
+      <w:ind w:firstLine="0"/>
       <w:outlineLvl w:val="1"/>
     </w:pPr>
     <w:rPr>
@@ -1374,7 +1744,8 @@
       <w:pBdr>
         <w:bottom w:val="single" w:sz="8" w:space="4" w:color="4F81BD" w:themeColor="accent1"/>
       </w:pBdr>
-      <w:spacing w:after="300" w:line="240" w:lineRule="auto"/>
+      <w:spacing w:after="120" w:line="240" w:lineRule="auto" w:before="240"/>
+      <w:ind w:firstLine="0"/>
       <w:contextualSpacing/>
     </w:pPr>
     <w:rPr>
